--- a/CSPS17_CR_Reunion_Coordination_v2.docx
+++ b/CSPS17_CR_Reunion_Coordination_v2.docx
@@ -26,6 +26,12 @@
         <w:gridCol w:w="10"/>
       </w:tblGrid>
       <w:tr>
+        <w:tblPrEx>
+          <w:tblCellMar>
+            <w:top w:w="0" w:type="dxa"/>
+            <w:bottom w:w="0" w:type="dxa"/>
+          </w:tblCellMar>
+        </w:tblPrEx>
         <w:trPr>
           <w:gridBefore w:val="1"/>
           <w:wBefore w:w="10" w:type="dxa"/>
@@ -68,6 +74,12 @@
         </w:tc>
       </w:tr>
       <w:tr>
+        <w:tblPrEx>
+          <w:tblCellMar>
+            <w:top w:w="0" w:type="dxa"/>
+            <w:bottom w:w="0" w:type="dxa"/>
+          </w:tblCellMar>
+        </w:tblPrEx>
         <w:trPr>
           <w:gridAfter w:val="1"/>
           <w:wAfter w:w="10" w:type="dxa"/>
@@ -130,6 +142,12 @@
         <w:gridCol w:w="9640"/>
       </w:tblGrid>
       <w:tr>
+        <w:tblPrEx>
+          <w:tblCellMar>
+            <w:top w:w="0" w:type="dxa"/>
+            <w:bottom w:w="0" w:type="dxa"/>
+          </w:tblCellMar>
+        </w:tblPrEx>
         <w:tc>
           <w:tcPr>
             <w:tcW w:w="9640" w:type="dxa"/>
@@ -188,6 +206,12 @@
         <w:gridCol w:w="3240"/>
       </w:tblGrid>
       <w:tr>
+        <w:tblPrEx>
+          <w:tblCellMar>
+            <w:top w:w="0" w:type="dxa"/>
+            <w:bottom w:w="0" w:type="dxa"/>
+          </w:tblCellMar>
+        </w:tblPrEx>
         <w:tc>
           <w:tcPr>
             <w:tcW w:w="3200" w:type="dxa"/>
@@ -216,7 +240,7 @@
                 <w:sz w:val="16"/>
                 <w:szCs w:val="16"/>
               </w:rPr>
-              <w:t>Chantier / Adresse</w:t>
+              <w:t>Chantier / Adresse : {{chantier_nom}} — {{chantier_adresse}}</w:t>
             </w:r>
           </w:p>
         </w:tc>
@@ -286,6 +310,12 @@
         </w:tc>
       </w:tr>
       <w:tr>
+        <w:tblPrEx>
+          <w:tblCellMar>
+            <w:top w:w="0" w:type="dxa"/>
+            <w:bottom w:w="0" w:type="dxa"/>
+          </w:tblCellMar>
+        </w:tblPrEx>
         <w:tc>
           <w:tcPr>
             <w:tcW w:w="3200" w:type="dxa"/>
@@ -345,6 +375,12 @@
         </w:tc>
       </w:tr>
       <w:tr>
+        <w:tblPrEx>
+          <w:tblCellMar>
+            <w:top w:w="0" w:type="dxa"/>
+            <w:bottom w:w="0" w:type="dxa"/>
+          </w:tblCellMar>
+        </w:tblPrEx>
         <w:tc>
           <w:tcPr>
             <w:tcW w:w="3200" w:type="dxa"/>
@@ -373,7 +409,7 @@
                 <w:sz w:val="16"/>
                 <w:szCs w:val="16"/>
               </w:rPr>
-              <w:t>Maître d'Ouvrage</w:t>
+              <w:t>Maître d'Ouvrage : {{moa_nom}}</w:t>
             </w:r>
           </w:p>
         </w:tc>
@@ -437,12 +473,18 @@
                 <w:sz w:val="16"/>
                 <w:szCs w:val="16"/>
               </w:rPr>
-              <w:t>Réf. CSPS17/RCO-____</w:t>
+              <w:t>Réf. CSPS17/RCO-{{num_affaire}}</w:t>
             </w:r>
           </w:p>
         </w:tc>
       </w:tr>
       <w:tr>
+        <w:tblPrEx>
+          <w:tblCellMar>
+            <w:top w:w="0" w:type="dxa"/>
+            <w:bottom w:w="0" w:type="dxa"/>
+          </w:tblCellMar>
+        </w:tblPrEx>
         <w:tc>
           <w:tcPr>
             <w:tcW w:w="3200" w:type="dxa"/>
@@ -524,6 +566,12 @@
         <w:gridCol w:w="9640"/>
       </w:tblGrid>
       <w:tr>
+        <w:tblPrEx>
+          <w:tblCellMar>
+            <w:top w:w="0" w:type="dxa"/>
+            <w:bottom w:w="0" w:type="dxa"/>
+          </w:tblCellMar>
+        </w:tblPrEx>
         <w:tc>
           <w:tcPr>
             <w:tcW w:w="9640" w:type="dxa"/>
@@ -583,6 +631,12 @@
         <w:gridCol w:w="1640"/>
       </w:tblGrid>
       <w:tr>
+        <w:tblPrEx>
+          <w:tblCellMar>
+            <w:top w:w="0" w:type="dxa"/>
+            <w:bottom w:w="0" w:type="dxa"/>
+          </w:tblCellMar>
+        </w:tblPrEx>
         <w:tc>
           <w:tcPr>
             <w:tcW w:w="3200" w:type="dxa"/>
@@ -749,6 +803,12 @@
         </w:tc>
       </w:tr>
       <w:tr>
+        <w:tblPrEx>
+          <w:tblCellMar>
+            <w:top w:w="0" w:type="dxa"/>
+            <w:bottom w:w="0" w:type="dxa"/>
+          </w:tblCellMar>
+        </w:tblPrEx>
         <w:tc>
           <w:tcPr>
             <w:tcW w:w="3200" w:type="dxa"/>
@@ -849,6 +909,12 @@
         </w:tc>
       </w:tr>
       <w:tr>
+        <w:tblPrEx>
+          <w:tblCellMar>
+            <w:top w:w="0" w:type="dxa"/>
+            <w:bottom w:w="0" w:type="dxa"/>
+          </w:tblCellMar>
+        </w:tblPrEx>
         <w:tc>
           <w:tcPr>
             <w:tcW w:w="3200" w:type="dxa"/>
@@ -927,6 +993,12 @@
         </w:tc>
       </w:tr>
       <w:tr>
+        <w:tblPrEx>
+          <w:tblCellMar>
+            <w:top w:w="0" w:type="dxa"/>
+            <w:bottom w:w="0" w:type="dxa"/>
+          </w:tblCellMar>
+        </w:tblPrEx>
         <w:tc>
           <w:tcPr>
             <w:tcW w:w="3200" w:type="dxa"/>
@@ -1005,6 +1077,12 @@
         </w:tc>
       </w:tr>
       <w:tr>
+        <w:tblPrEx>
+          <w:tblCellMar>
+            <w:top w:w="0" w:type="dxa"/>
+            <w:bottom w:w="0" w:type="dxa"/>
+          </w:tblCellMar>
+        </w:tblPrEx>
         <w:tc>
           <w:tcPr>
             <w:tcW w:w="3200" w:type="dxa"/>
@@ -1083,6 +1161,12 @@
         </w:tc>
       </w:tr>
       <w:tr>
+        <w:tblPrEx>
+          <w:tblCellMar>
+            <w:top w:w="0" w:type="dxa"/>
+            <w:bottom w:w="0" w:type="dxa"/>
+          </w:tblCellMar>
+        </w:tblPrEx>
         <w:tc>
           <w:tcPr>
             <w:tcW w:w="3200" w:type="dxa"/>
@@ -1161,6 +1245,12 @@
         </w:tc>
       </w:tr>
       <w:tr>
+        <w:tblPrEx>
+          <w:tblCellMar>
+            <w:top w:w="0" w:type="dxa"/>
+            <w:bottom w:w="0" w:type="dxa"/>
+          </w:tblCellMar>
+        </w:tblPrEx>
         <w:tc>
           <w:tcPr>
             <w:tcW w:w="3200" w:type="dxa"/>
@@ -1239,6 +1329,12 @@
         </w:tc>
       </w:tr>
       <w:tr>
+        <w:tblPrEx>
+          <w:tblCellMar>
+            <w:top w:w="0" w:type="dxa"/>
+            <w:bottom w:w="0" w:type="dxa"/>
+          </w:tblCellMar>
+        </w:tblPrEx>
         <w:tc>
           <w:tcPr>
             <w:tcW w:w="3200" w:type="dxa"/>
@@ -1339,6 +1435,12 @@
         <w:gridCol w:w="9640"/>
       </w:tblGrid>
       <w:tr>
+        <w:tblPrEx>
+          <w:tblCellMar>
+            <w:top w:w="0" w:type="dxa"/>
+            <w:bottom w:w="0" w:type="dxa"/>
+          </w:tblCellMar>
+        </w:tblPrEx>
         <w:tc>
           <w:tcPr>
             <w:tcW w:w="9640" w:type="dxa"/>
@@ -1397,6 +1499,12 @@
         <w:gridCol w:w="3840"/>
       </w:tblGrid>
       <w:tr>
+        <w:tblPrEx>
+          <w:tblCellMar>
+            <w:top w:w="0" w:type="dxa"/>
+            <w:bottom w:w="0" w:type="dxa"/>
+          </w:tblCellMar>
+        </w:tblPrEx>
         <w:tc>
           <w:tcPr>
             <w:tcW w:w="2400" w:type="dxa"/>
@@ -1528,6 +1636,12 @@
         </w:tc>
       </w:tr>
       <w:tr>
+        <w:tblPrEx>
+          <w:tblCellMar>
+            <w:top w:w="0" w:type="dxa"/>
+            <w:bottom w:w="0" w:type="dxa"/>
+          </w:tblCellMar>
+        </w:tblPrEx>
         <w:tc>
           <w:tcPr>
             <w:tcW w:w="2400" w:type="dxa"/>
@@ -1587,6 +1701,12 @@
         </w:tc>
       </w:tr>
       <w:tr>
+        <w:tblPrEx>
+          <w:tblCellMar>
+            <w:top w:w="0" w:type="dxa"/>
+            <w:bottom w:w="0" w:type="dxa"/>
+          </w:tblCellMar>
+        </w:tblPrEx>
         <w:tc>
           <w:tcPr>
             <w:tcW w:w="2400" w:type="dxa"/>
@@ -1646,6 +1766,12 @@
         </w:tc>
       </w:tr>
       <w:tr>
+        <w:tblPrEx>
+          <w:tblCellMar>
+            <w:top w:w="0" w:type="dxa"/>
+            <w:bottom w:w="0" w:type="dxa"/>
+          </w:tblCellMar>
+        </w:tblPrEx>
         <w:tc>
           <w:tcPr>
             <w:tcW w:w="2400" w:type="dxa"/>
@@ -1705,6 +1831,12 @@
         </w:tc>
       </w:tr>
       <w:tr>
+        <w:tblPrEx>
+          <w:tblCellMar>
+            <w:top w:w="0" w:type="dxa"/>
+            <w:bottom w:w="0" w:type="dxa"/>
+          </w:tblCellMar>
+        </w:tblPrEx>
         <w:tc>
           <w:tcPr>
             <w:tcW w:w="2400" w:type="dxa"/>
@@ -1764,6 +1896,12 @@
         </w:tc>
       </w:tr>
       <w:tr>
+        <w:tblPrEx>
+          <w:tblCellMar>
+            <w:top w:w="0" w:type="dxa"/>
+            <w:bottom w:w="0" w:type="dxa"/>
+          </w:tblCellMar>
+        </w:tblPrEx>
         <w:tc>
           <w:tcPr>
             <w:tcW w:w="2400" w:type="dxa"/>
@@ -1845,6 +1983,12 @@
         <w:gridCol w:w="9640"/>
       </w:tblGrid>
       <w:tr>
+        <w:tblPrEx>
+          <w:tblCellMar>
+            <w:top w:w="0" w:type="dxa"/>
+            <w:bottom w:w="0" w:type="dxa"/>
+          </w:tblCellMar>
+        </w:tblPrEx>
         <w:tc>
           <w:tcPr>
             <w:tcW w:w="9640" w:type="dxa"/>
@@ -1901,6 +2045,12 @@
         <w:gridCol w:w="9640"/>
       </w:tblGrid>
       <w:tr>
+        <w:tblPrEx>
+          <w:tblCellMar>
+            <w:top w:w="0" w:type="dxa"/>
+            <w:bottom w:w="0" w:type="dxa"/>
+          </w:tblCellMar>
+        </w:tblPrEx>
         <w:tc>
           <w:tcPr>
             <w:tcW w:w="9640" w:type="dxa"/>
@@ -1935,6 +2085,12 @@
         </w:tc>
       </w:tr>
       <w:tr>
+        <w:tblPrEx>
+          <w:tblCellMar>
+            <w:top w:w="0" w:type="dxa"/>
+            <w:bottom w:w="0" w:type="dxa"/>
+          </w:tblCellMar>
+        </w:tblPrEx>
         <w:tc>
           <w:tcPr>
             <w:tcW w:w="9640" w:type="dxa"/>
@@ -1982,6 +2138,12 @@
         <w:gridCol w:w="9640"/>
       </w:tblGrid>
       <w:tr>
+        <w:tblPrEx>
+          <w:tblCellMar>
+            <w:top w:w="0" w:type="dxa"/>
+            <w:bottom w:w="0" w:type="dxa"/>
+          </w:tblCellMar>
+        </w:tblPrEx>
         <w:tc>
           <w:tcPr>
             <w:tcW w:w="9640" w:type="dxa"/>
@@ -2042,6 +2204,12 @@
         <w:gridCol w:w="1800"/>
       </w:tblGrid>
       <w:tr>
+        <w:tblPrEx>
+          <w:tblCellMar>
+            <w:top w:w="0" w:type="dxa"/>
+            <w:bottom w:w="0" w:type="dxa"/>
+          </w:tblCellMar>
+        </w:tblPrEx>
         <w:tc>
           <w:tcPr>
             <w:tcW w:w="500" w:type="dxa"/>
@@ -2073,7 +2241,6 @@
                 <w:sz w:val="16"/>
                 <w:szCs w:val="16"/>
               </w:rPr>
-              <w:lastRenderedPageBreak/>
               <w:t>N°</w:t>
             </w:r>
           </w:p>
@@ -2220,6 +2387,12 @@
         </w:tc>
       </w:tr>
       <w:tr>
+        <w:tblPrEx>
+          <w:tblCellMar>
+            <w:top w:w="0" w:type="dxa"/>
+            <w:bottom w:w="0" w:type="dxa"/>
+          </w:tblCellMar>
+        </w:tblPrEx>
         <w:tc>
           <w:tcPr>
             <w:tcW w:w="500" w:type="dxa"/>
@@ -2317,6 +2490,12 @@
         </w:tc>
       </w:tr>
       <w:tr>
+        <w:tblPrEx>
+          <w:tblCellMar>
+            <w:top w:w="0" w:type="dxa"/>
+            <w:bottom w:w="0" w:type="dxa"/>
+          </w:tblCellMar>
+        </w:tblPrEx>
         <w:tc>
           <w:tcPr>
             <w:tcW w:w="500" w:type="dxa"/>
@@ -2414,6 +2593,12 @@
         </w:tc>
       </w:tr>
       <w:tr>
+        <w:tblPrEx>
+          <w:tblCellMar>
+            <w:top w:w="0" w:type="dxa"/>
+            <w:bottom w:w="0" w:type="dxa"/>
+          </w:tblCellMar>
+        </w:tblPrEx>
         <w:tc>
           <w:tcPr>
             <w:tcW w:w="500" w:type="dxa"/>
@@ -2511,6 +2696,12 @@
         </w:tc>
       </w:tr>
       <w:tr>
+        <w:tblPrEx>
+          <w:tblCellMar>
+            <w:top w:w="0" w:type="dxa"/>
+            <w:bottom w:w="0" w:type="dxa"/>
+          </w:tblCellMar>
+        </w:tblPrEx>
         <w:tc>
           <w:tcPr>
             <w:tcW w:w="500" w:type="dxa"/>
@@ -2630,6 +2821,12 @@
         <w:gridCol w:w="9640"/>
       </w:tblGrid>
       <w:tr>
+        <w:tblPrEx>
+          <w:tblCellMar>
+            <w:top w:w="0" w:type="dxa"/>
+            <w:bottom w:w="0" w:type="dxa"/>
+          </w:tblCellMar>
+        </w:tblPrEx>
         <w:tc>
           <w:tcPr>
             <w:tcW w:w="9640" w:type="dxa"/>
@@ -2690,6 +2887,12 @@
         <w:gridCol w:w="1800"/>
       </w:tblGrid>
       <w:tr>
+        <w:tblPrEx>
+          <w:tblCellMar>
+            <w:top w:w="0" w:type="dxa"/>
+            <w:bottom w:w="0" w:type="dxa"/>
+          </w:tblCellMar>
+        </w:tblPrEx>
         <w:tc>
           <w:tcPr>
             <w:tcW w:w="500" w:type="dxa"/>
@@ -2867,6 +3070,12 @@
         </w:tc>
       </w:tr>
       <w:tr>
+        <w:tblPrEx>
+          <w:tblCellMar>
+            <w:top w:w="0" w:type="dxa"/>
+            <w:bottom w:w="0" w:type="dxa"/>
+          </w:tblCellMar>
+        </w:tblPrEx>
         <w:tc>
           <w:tcPr>
             <w:tcW w:w="500" w:type="dxa"/>
@@ -2964,6 +3173,12 @@
         </w:tc>
       </w:tr>
       <w:tr>
+        <w:tblPrEx>
+          <w:tblCellMar>
+            <w:top w:w="0" w:type="dxa"/>
+            <w:bottom w:w="0" w:type="dxa"/>
+          </w:tblCellMar>
+        </w:tblPrEx>
         <w:tc>
           <w:tcPr>
             <w:tcW w:w="500" w:type="dxa"/>
@@ -3061,6 +3276,12 @@
         </w:tc>
       </w:tr>
       <w:tr>
+        <w:tblPrEx>
+          <w:tblCellMar>
+            <w:top w:w="0" w:type="dxa"/>
+            <w:bottom w:w="0" w:type="dxa"/>
+          </w:tblCellMar>
+        </w:tblPrEx>
         <w:tc>
           <w:tcPr>
             <w:tcW w:w="500" w:type="dxa"/>
@@ -3158,6 +3379,12 @@
         </w:tc>
       </w:tr>
       <w:tr>
+        <w:tblPrEx>
+          <w:tblCellMar>
+            <w:top w:w="0" w:type="dxa"/>
+            <w:bottom w:w="0" w:type="dxa"/>
+          </w:tblCellMar>
+        </w:tblPrEx>
         <w:tc>
           <w:tcPr>
             <w:tcW w:w="500" w:type="dxa"/>
@@ -3277,6 +3504,12 @@
         <w:gridCol w:w="9640"/>
       </w:tblGrid>
       <w:tr>
+        <w:tblPrEx>
+          <w:tblCellMar>
+            <w:top w:w="0" w:type="dxa"/>
+            <w:bottom w:w="0" w:type="dxa"/>
+          </w:tblCellMar>
+        </w:tblPrEx>
         <w:tc>
           <w:tcPr>
             <w:tcW w:w="9640" w:type="dxa"/>
@@ -3334,6 +3567,12 @@
         <w:gridCol w:w="6640"/>
       </w:tblGrid>
       <w:tr>
+        <w:tblPrEx>
+          <w:tblCellMar>
+            <w:top w:w="0" w:type="dxa"/>
+            <w:bottom w:w="0" w:type="dxa"/>
+          </w:tblCellMar>
+        </w:tblPrEx>
         <w:tc>
           <w:tcPr>
             <w:tcW w:w="3000" w:type="dxa"/>
@@ -3387,6 +3626,12 @@
         </w:tc>
       </w:tr>
       <w:tr>
+        <w:tblPrEx>
+          <w:tblCellMar>
+            <w:top w:w="0" w:type="dxa"/>
+            <w:bottom w:w="0" w:type="dxa"/>
+          </w:tblCellMar>
+        </w:tblPrEx>
         <w:tc>
           <w:tcPr>
             <w:tcW w:w="3000" w:type="dxa"/>
@@ -3462,6 +3707,12 @@
         <w:gridCol w:w="9640"/>
       </w:tblGrid>
       <w:tr>
+        <w:tblPrEx>
+          <w:tblCellMar>
+            <w:top w:w="0" w:type="dxa"/>
+            <w:bottom w:w="0" w:type="dxa"/>
+          </w:tblCellMar>
+        </w:tblPrEx>
         <w:tc>
           <w:tcPr>
             <w:tcW w:w="9640" w:type="dxa"/>
@@ -3519,6 +3770,12 @@
         <w:gridCol w:w="4820"/>
       </w:tblGrid>
       <w:tr>
+        <w:tblPrEx>
+          <w:tblCellMar>
+            <w:top w:w="0" w:type="dxa"/>
+            <w:bottom w:w="0" w:type="dxa"/>
+          </w:tblCellMar>
+        </w:tblPrEx>
         <w:tc>
           <w:tcPr>
             <w:tcW w:w="4820" w:type="dxa"/>
@@ -3591,6 +3848,12 @@
         </w:tc>
       </w:tr>
       <w:tr>
+        <w:tblPrEx>
+          <w:tblCellMar>
+            <w:top w:w="0" w:type="dxa"/>
+            <w:bottom w:w="0" w:type="dxa"/>
+          </w:tblCellMar>
+        </w:tblPrEx>
         <w:tc>
           <w:tcPr>
             <w:tcW w:w="4820" w:type="dxa"/>
@@ -3754,6 +4017,12 @@
         <w:gridCol w:w="9640"/>
       </w:tblGrid>
       <w:tr>
+        <w:tblPrEx>
+          <w:tblCellMar>
+            <w:top w:w="0" w:type="dxa"/>
+            <w:bottom w:w="0" w:type="dxa"/>
+          </w:tblCellMar>
+        </w:tblPrEx>
         <w:tc>
           <w:tcPr>
             <w:tcW w:w="9640" w:type="dxa"/>
@@ -3846,6 +4115,12 @@
       <w:gridCol w:w="9640"/>
     </w:tblGrid>
     <w:tr>
+      <w:tblPrEx>
+        <w:tblCellMar>
+          <w:top w:w="0" w:type="dxa"/>
+          <w:bottom w:w="0" w:type="dxa"/>
+        </w:tblCellMar>
+      </w:tblPrEx>
       <w:tc>
         <w:tcPr>
           <w:tcW w:w="9640" w:type="dxa"/>
@@ -3923,10 +4198,16 @@
       <w:tblLook w:val="0000" w:firstRow="0" w:lastRow="0" w:firstColumn="0" w:lastColumn="0" w:noHBand="0" w:noVBand="0"/>
     </w:tblPr>
     <w:tblGrid>
-      <w:gridCol w:w="2376"/>
-      <w:gridCol w:w="7264"/>
+      <w:gridCol w:w="2000"/>
+      <w:gridCol w:w="7640"/>
     </w:tblGrid>
     <w:tr>
+      <w:tblPrEx>
+        <w:tblCellMar>
+          <w:top w:w="0" w:type="dxa"/>
+          <w:bottom w:w="0" w:type="dxa"/>
+        </w:tblCellMar>
+      </w:tblPrEx>
       <w:tc>
         <w:tcPr>
           <w:tcW w:w="2000" w:type="dxa"/>
@@ -3946,58 +4227,29 @@
           <w:vAlign w:val="center"/>
         </w:tcPr>
         <w:p>
+          <w:proofErr w:type="gramStart"/>
           <w:r>
             <w:rPr>
-              <w:noProof/>
+              <w:rFonts w:ascii="Arial" w:eastAsia="Arial" w:hAnsi="Arial" w:cs="Arial"/>
+              <w:i/>
+              <w:iCs/>
+              <w:color w:val="AAAAAA"/>
+              <w:sz w:val="16"/>
+              <w:szCs w:val="16"/>
             </w:rPr>
-            <w:drawing>
-              <wp:inline distT="0" distB="0" distL="0" distR="0" wp14:anchorId="51C6237F" wp14:editId="394CA75D">
-                <wp:extent cx="1432560" cy="1023620"/>
-                <wp:effectExtent l="0" t="0" r="0" b="5080"/>
-                <wp:docPr id="1780031511" name="Image 1"/>
-                <wp:cNvGraphicFramePr>
-                  <a:graphicFrameLocks xmlns:a="http://schemas.openxmlformats.org/drawingml/2006/main" noChangeAspect="1"/>
-                </wp:cNvGraphicFramePr>
-                <a:graphic xmlns:a="http://schemas.openxmlformats.org/drawingml/2006/main">
-                  <a:graphicData uri="http://schemas.openxmlformats.org/drawingml/2006/picture">
-                    <pic:pic xmlns:pic="http://schemas.openxmlformats.org/drawingml/2006/picture">
-                      <pic:nvPicPr>
-                        <pic:cNvPr id="1780031511" name="Image 1"/>
-                        <pic:cNvPicPr>
-                          <a:picLocks noChangeAspect="1"/>
-                        </pic:cNvPicPr>
-                      </pic:nvPicPr>
-                      <pic:blipFill>
-                        <a:blip r:embed="rId1">
-                          <a:extLst>
-                            <a:ext uri="{28A0092B-C50C-407E-A947-70E740481C1C}">
-                              <a14:useLocalDpi xmlns:a14="http://schemas.microsoft.com/office/drawing/2010/main" val="0"/>
-                            </a:ext>
-                          </a:extLst>
-                        </a:blip>
-                        <a:srcRect/>
-                        <a:stretch>
-                          <a:fillRect/>
-                        </a:stretch>
-                      </pic:blipFill>
-                      <pic:spPr bwMode="auto">
-                        <a:xfrm>
-                          <a:off x="0" y="0"/>
-                          <a:ext cx="1432560" cy="1023620"/>
-                        </a:xfrm>
-                        <a:prstGeom prst="rect">
-                          <a:avLst/>
-                        </a:prstGeom>
-                        <a:noFill/>
-                        <a:ln>
-                          <a:noFill/>
-                        </a:ln>
-                      </pic:spPr>
-                    </pic:pic>
-                  </a:graphicData>
-                </a:graphic>
-              </wp:inline>
-            </w:drawing>
+            <w:t>[ LOGO</w:t>
+          </w:r>
+          <w:proofErr w:type="gramEnd"/>
+          <w:r>
+            <w:rPr>
+              <w:rFonts w:ascii="Arial" w:eastAsia="Arial" w:hAnsi="Arial" w:cs="Arial"/>
+              <w:i/>
+              <w:iCs/>
+              <w:color w:val="AAAAAA"/>
+              <w:sz w:val="16"/>
+              <w:szCs w:val="16"/>
+            </w:rPr>
+            <w:t xml:space="preserve"> ]</w:t>
           </w:r>
         </w:p>
       </w:tc>
@@ -4724,48 +4976,6 @@
       <w:szCs w:val="20"/>
     </w:rPr>
   </w:style>
-  <w:style w:type="paragraph" w:styleId="En-tte">
-    <w:name w:val="header"/>
-    <w:basedOn w:val="Normal"/>
-    <w:link w:val="En-tteCar"/>
-    <w:uiPriority w:val="99"/>
-    <w:unhideWhenUsed/>
-    <w:rsid w:val="00B524E9"/>
-    <w:pPr>
-      <w:tabs>
-        <w:tab w:val="center" w:pos="4536"/>
-        <w:tab w:val="right" w:pos="9072"/>
-      </w:tabs>
-    </w:pPr>
-  </w:style>
-  <w:style w:type="character" w:customStyle="1" w:styleId="En-tteCar">
-    <w:name w:val="En-tête Car"/>
-    <w:basedOn w:val="Policepardfaut"/>
-    <w:link w:val="En-tte"/>
-    <w:uiPriority w:val="99"/>
-    <w:rsid w:val="00B524E9"/>
-  </w:style>
-  <w:style w:type="paragraph" w:styleId="Pieddepage">
-    <w:name w:val="footer"/>
-    <w:basedOn w:val="Normal"/>
-    <w:link w:val="PieddepageCar"/>
-    <w:uiPriority w:val="99"/>
-    <w:unhideWhenUsed/>
-    <w:rsid w:val="00B524E9"/>
-    <w:pPr>
-      <w:tabs>
-        <w:tab w:val="center" w:pos="4536"/>
-        <w:tab w:val="right" w:pos="9072"/>
-      </w:tabs>
-    </w:pPr>
-  </w:style>
-  <w:style w:type="character" w:customStyle="1" w:styleId="PieddepageCar">
-    <w:name w:val="Pied de page Car"/>
-    <w:basedOn w:val="Policepardfaut"/>
-    <w:link w:val="Pieddepage"/>
-    <w:uiPriority w:val="99"/>
-    <w:rsid w:val="00B524E9"/>
-  </w:style>
 </w:styles>
 </file>
 

--- a/CSPS17_CR_Reunion_Coordination_v2.docx
+++ b/CSPS17_CR_Reunion_Coordination_v2.docx
@@ -216,7 +216,7 @@
                 <w:sz w:val="16"/>
                 <w:szCs w:val="16"/>
               </w:rPr>
-              <w:t>Chantier / Adresse</w:t>
+              <w:t>Chantier / Adresse : {{chantier_nom}} — {{chantier_adresse}}</w:t>
             </w:r>
           </w:p>
         </w:tc>
@@ -373,7 +373,7 @@
                 <w:sz w:val="16"/>
                 <w:szCs w:val="16"/>
               </w:rPr>
-              <w:t>Maître d'Ouvrage</w:t>
+              <w:t>Maître d'Ouvrage : {{moa_nom}}</w:t>
             </w:r>
           </w:p>
         </w:tc>
@@ -437,7 +437,7 @@
                 <w:sz w:val="16"/>
                 <w:szCs w:val="16"/>
               </w:rPr>
-              <w:t>Réf. CSPS17/RCO-____</w:t>
+              <w:t>Réf. CSPS17/RCO-{{num_affaire}}</w:t>
             </w:r>
           </w:p>
         </w:tc>
